--- a/Files/02 - Shemos/06 - Mishpatim/5784/Mishpatim 5784 (1)/Mishpatim (1)  5784.docx
+++ b/Files/02 - Shemos/06 - Mishpatim/5784/Mishpatim 5784 (1)/Mishpatim (1)  5784.docx
@@ -888,7 +888,7 @@
           <w:szCs w:val="24"/>
           <w:rtl/>
         </w:rPr>
-        <w:t>חמישה</w:t>
+        <w:t>חמשה</w:t>
       </w:r>
       <w:r>
         <w:rPr>
